--- a/docs/package/03_Contracts/iNXT_BrokerVerse_Hypercare_Exit_and_Handover_Certificate.docx
+++ b/docs/package/03_Contracts/iNXT_BrokerVerse_Hypercare_Exit_and_Handover_Certificate.docx
@@ -789,7 +789,7 @@
             </w:rPr>
             <w:fldChar w:fldCharType="separate"/>
           </w:r>
-          <w:hyperlink w:anchor="__RefHeading___Toc64507_4049217194">
+          <w:hyperlink w:anchor="__RefHeading___Toc64507_3199679052">
             <w:r>
               <w:rPr>
                 <w:webHidden/>
@@ -824,7 +824,7 @@
             </w:tabs>
             <w:rPr/>
           </w:pPr>
-          <w:hyperlink w:anchor="__RefHeading___Toc64509_4049217194">
+          <w:hyperlink w:anchor="__RefHeading___Toc64509_3199679052">
             <w:r>
               <w:rPr>
                 <w:webHidden/>
@@ -853,7 +853,7 @@
             </w:tabs>
             <w:rPr/>
           </w:pPr>
-          <w:hyperlink w:anchor="__RefHeading___Toc64511_4049217194">
+          <w:hyperlink w:anchor="__RefHeading___Toc64511_3199679052">
             <w:r>
               <w:rPr>
                 <w:webHidden/>
@@ -875,7 +875,7 @@
             </w:tabs>
             <w:rPr/>
           </w:pPr>
-          <w:hyperlink w:anchor="__RefHeading___Toc64513_4049217194">
+          <w:hyperlink w:anchor="__RefHeading___Toc64513_3199679052">
             <w:r>
               <w:rPr>
                 <w:webHidden/>
@@ -897,7 +897,7 @@
             </w:tabs>
             <w:rPr/>
           </w:pPr>
-          <w:hyperlink w:anchor="__RefHeading___Toc64515_4049217194">
+          <w:hyperlink w:anchor="__RefHeading___Toc64515_3199679052">
             <w:r>
               <w:rPr>
                 <w:webHidden/>
@@ -919,7 +919,7 @@
             </w:tabs>
             <w:rPr/>
           </w:pPr>
-          <w:hyperlink w:anchor="__RefHeading___Toc64517_4049217194">
+          <w:hyperlink w:anchor="__RefHeading___Toc64517_3199679052">
             <w:r>
               <w:rPr>
                 <w:webHidden/>
@@ -941,7 +941,7 @@
             </w:tabs>
             <w:rPr/>
           </w:pPr>
-          <w:hyperlink w:anchor="__RefHeading___Toc64519_4049217194">
+          <w:hyperlink w:anchor="__RefHeading___Toc64519_3199679052">
             <w:r>
               <w:rPr>
                 <w:webHidden/>
@@ -963,7 +963,7 @@
             </w:tabs>
             <w:rPr/>
           </w:pPr>
-          <w:hyperlink w:anchor="__RefHeading___Toc64521_4049217194">
+          <w:hyperlink w:anchor="__RefHeading___Toc64521_3199679052">
             <w:r>
               <w:rPr>
                 <w:webHidden/>
@@ -985,7 +985,7 @@
             </w:tabs>
             <w:rPr/>
           </w:pPr>
-          <w:hyperlink w:anchor="__RefHeading___Toc64523_4049217194">
+          <w:hyperlink w:anchor="__RefHeading___Toc64523_3199679052">
             <w:r>
               <w:rPr>
                 <w:webHidden/>
@@ -1007,7 +1007,7 @@
             </w:tabs>
             <w:rPr/>
           </w:pPr>
-          <w:hyperlink w:anchor="__RefHeading___Toc64525_4049217194">
+          <w:hyperlink w:anchor="__RefHeading___Toc64525_3199679052">
             <w:r>
               <w:rPr>
                 <w:webHidden/>
@@ -1029,7 +1029,7 @@
             </w:tabs>
             <w:rPr/>
           </w:pPr>
-          <w:hyperlink w:anchor="__RefHeading___Toc64527_4049217194">
+          <w:hyperlink w:anchor="__RefHeading___Toc64527_3199679052">
             <w:r>
               <w:rPr>
                 <w:webHidden/>
@@ -1051,7 +1051,7 @@
             </w:tabs>
             <w:rPr/>
           </w:pPr>
-          <w:hyperlink w:anchor="__RefHeading___Toc64529_4049217194">
+          <w:hyperlink w:anchor="__RefHeading___Toc64529_3199679052">
             <w:r>
               <w:rPr>
                 <w:webHidden/>
@@ -1073,7 +1073,7 @@
             </w:tabs>
             <w:rPr/>
           </w:pPr>
-          <w:hyperlink w:anchor="__RefHeading___Toc64531_4049217194">
+          <w:hyperlink w:anchor="__RefHeading___Toc64531_3199679052">
             <w:r>
               <w:rPr>
                 <w:webHidden/>
@@ -1095,7 +1095,7 @@
             </w:tabs>
             <w:rPr/>
           </w:pPr>
-          <w:hyperlink w:anchor="__RefHeading___Toc64533_4049217194">
+          <w:hyperlink w:anchor="__RefHeading___Toc64533_3199679052">
             <w:r>
               <w:rPr>
                 <w:webHidden/>
@@ -1117,7 +1117,7 @@
             </w:tabs>
             <w:rPr/>
           </w:pPr>
-          <w:hyperlink w:anchor="__RefHeading___Toc64535_4049217194">
+          <w:hyperlink w:anchor="__RefHeading___Toc64535_3199679052">
             <w:r>
               <w:rPr>
                 <w:webHidden/>
@@ -1139,7 +1139,7 @@
             </w:tabs>
             <w:rPr/>
           </w:pPr>
-          <w:hyperlink w:anchor="__RefHeading___Toc64537_4049217194">
+          <w:hyperlink w:anchor="__RefHeading___Toc64537_3199679052">
             <w:r>
               <w:rPr>
                 <w:webHidden/>
@@ -1187,7 +1187,7 @@
       <w:r>
         <w:br w:type="page"/>
       </w:r>
-      <w:bookmarkStart w:id="0" w:name="__RefHeading___Toc64507_4049217194"/>
+      <w:bookmarkStart w:id="0" w:name="__RefHeading___Toc64507_3199679052"/>
       <w:bookmarkStart w:id="1" w:name="_Toc48319687"/>
       <w:bookmarkStart w:id="2" w:name="_Toc11824118"/>
       <w:bookmarkEnd w:id="0"/>
@@ -1832,7 +1832,7 @@
           <w:spacing w:val="0"/>
         </w:rPr>
       </w:pPr>
-      <w:bookmarkStart w:id="4" w:name="__RefHeading___Toc64509_4049217194"/>
+      <w:bookmarkStart w:id="4" w:name="__RefHeading___Toc64509_3199679052"/>
       <w:bookmarkStart w:id="5" w:name="_Toc233203388"/>
       <w:bookmarkEnd w:id="4"/>
       <w:r>
@@ -3058,7 +3058,7 @@
         <w:pageBreakBefore w:val="false"/>
         <w:rPr/>
       </w:pPr>
-      <w:bookmarkStart w:id="6" w:name="__RefHeading___Toc64511_4049217194"/>
+      <w:bookmarkStart w:id="6" w:name="__RefHeading___Toc64511_3199679052"/>
       <w:bookmarkEnd w:id="6"/>
       <w:r>
         <w:rPr>
@@ -3207,7 +3207,7 @@
         <w:pStyle w:val="Heading2"/>
         <w:rPr/>
       </w:pPr>
-      <w:bookmarkStart w:id="7" w:name="__RefHeading___Toc64513_4049217194"/>
+      <w:bookmarkStart w:id="7" w:name="__RefHeading___Toc64513_3199679052"/>
       <w:bookmarkEnd w:id="7"/>
       <w:r>
         <w:rPr>
@@ -3284,7 +3284,7 @@
         <w:pStyle w:val="Heading1"/>
         <w:rPr/>
       </w:pPr>
-      <w:bookmarkStart w:id="8" w:name="__RefHeading___Toc64515_4049217194"/>
+      <w:bookmarkStart w:id="8" w:name="__RefHeading___Toc64515_3199679052"/>
       <w:bookmarkEnd w:id="8"/>
       <w:r>
         <w:rPr>
@@ -4331,7 +4331,7 @@
       <w:r>
         <w:br w:type="page"/>
       </w:r>
-      <w:bookmarkStart w:id="9" w:name="__RefHeading___Toc64517_4049217194"/>
+      <w:bookmarkStart w:id="9" w:name="__RefHeading___Toc64517_3199679052"/>
       <w:bookmarkEnd w:id="9"/>
       <w:r>
         <w:rPr>
@@ -6059,7 +6059,7 @@
       <w:r>
         <w:br w:type="page"/>
       </w:r>
-      <w:bookmarkStart w:id="10" w:name="__RefHeading___Toc64519_4049217194"/>
+      <w:bookmarkStart w:id="10" w:name="__RefHeading___Toc64519_3199679052"/>
       <w:bookmarkEnd w:id="10"/>
       <w:r>
         <w:rPr>
@@ -6076,7 +6076,7 @@
         <w:pStyle w:val="Heading2"/>
         <w:rPr/>
       </w:pPr>
-      <w:bookmarkStart w:id="11" w:name="__RefHeading___Toc64521_4049217194"/>
+      <w:bookmarkStart w:id="11" w:name="__RefHeading___Toc64521_3199679052"/>
       <w:bookmarkEnd w:id="11"/>
       <w:r>
         <w:rPr>
@@ -8507,7 +8507,7 @@
         <w:pStyle w:val="Heading2"/>
         <w:rPr/>
       </w:pPr>
-      <w:bookmarkStart w:id="12" w:name="__RefHeading___Toc64523_4049217194"/>
+      <w:bookmarkStart w:id="12" w:name="__RefHeading___Toc64523_3199679052"/>
       <w:bookmarkEnd w:id="12"/>
       <w:r>
         <w:rPr>
@@ -9909,7 +9909,7 @@
       <w:r>
         <w:br w:type="page"/>
       </w:r>
-      <w:bookmarkStart w:id="13" w:name="__RefHeading___Toc64525_4049217194"/>
+      <w:bookmarkStart w:id="13" w:name="__RefHeading___Toc64525_3199679052"/>
       <w:bookmarkEnd w:id="13"/>
       <w:r>
         <w:rPr>
@@ -9941,7 +9941,7 @@
         <w:pStyle w:val="Heading2"/>
         <w:rPr/>
       </w:pPr>
-      <w:bookmarkStart w:id="14" w:name="__RefHeading___Toc64527_4049217194"/>
+      <w:bookmarkStart w:id="14" w:name="__RefHeading___Toc64527_3199679052"/>
       <w:bookmarkEnd w:id="14"/>
       <w:r>
         <w:rPr>
@@ -11359,7 +11359,7 @@
         <w:pStyle w:val="Heading2"/>
         <w:rPr/>
       </w:pPr>
-      <w:bookmarkStart w:id="15" w:name="__RefHeading___Toc64529_4049217194"/>
+      <w:bookmarkStart w:id="15" w:name="__RefHeading___Toc64529_3199679052"/>
       <w:bookmarkEnd w:id="15"/>
       <w:r>
         <w:rPr>
@@ -12475,7 +12475,7 @@
         <w:pStyle w:val="Heading2"/>
         <w:rPr/>
       </w:pPr>
-      <w:bookmarkStart w:id="16" w:name="__RefHeading___Toc64531_4049217194"/>
+      <w:bookmarkStart w:id="16" w:name="__RefHeading___Toc64531_3199679052"/>
       <w:bookmarkEnd w:id="16"/>
       <w:r>
         <w:rPr>
@@ -13591,7 +13591,7 @@
         <w:pStyle w:val="Heading2"/>
         <w:rPr/>
       </w:pPr>
-      <w:bookmarkStart w:id="17" w:name="__RefHeading___Toc64533_4049217194"/>
+      <w:bookmarkStart w:id="17" w:name="__RefHeading___Toc64533_3199679052"/>
       <w:bookmarkEnd w:id="17"/>
       <w:r>
         <w:rPr>
@@ -14438,7 +14438,7 @@
       <w:r>
         <w:br w:type="page"/>
       </w:r>
-      <w:bookmarkStart w:id="18" w:name="__RefHeading___Toc64535_4049217194"/>
+      <w:bookmarkStart w:id="18" w:name="__RefHeading___Toc64535_3199679052"/>
       <w:bookmarkEnd w:id="18"/>
       <w:r>
         <w:rPr>
@@ -16056,7 +16056,7 @@
       <w:r>
         <w:br w:type="page"/>
       </w:r>
-      <w:bookmarkStart w:id="19" w:name="__RefHeading___Toc64537_4049217194"/>
+      <w:bookmarkStart w:id="19" w:name="__RefHeading___Toc64537_3199679052"/>
       <w:bookmarkStart w:id="20" w:name="_Toc233203395"/>
       <w:bookmarkEnd w:id="19"/>
       <w:r>
